--- a/DAW2/DAW/UD1/Actividad1/Actividad 1.docx
+++ b/DAW2/DAW/UD1/Actividad1/Actividad 1.docx
@@ -1428,10 +1428,10 @@
               <wp:anchor distT="0" distB="0" distL="114300" distR="114300" simplePos="0" relativeHeight="251667456" behindDoc="0" locked="0" layoutInCell="1" allowOverlap="1" wp14:anchorId="2AC68B7E" wp14:editId="1DE2178C">
                 <wp:simplePos x="0" y="0"/>
                 <wp:positionH relativeFrom="column">
-                  <wp:posOffset>729615</wp:posOffset>
+                  <wp:posOffset>2933065</wp:posOffset>
                 </wp:positionH>
                 <wp:positionV relativeFrom="paragraph">
-                  <wp:posOffset>401321</wp:posOffset>
+                  <wp:posOffset>547370</wp:posOffset>
                 </wp:positionV>
                 <wp:extent cx="984250" cy="247650"/>
                 <wp:effectExtent l="0" t="0" r="25400" b="19050"/>
@@ -1493,12 +1493,16 @@
           </mc:Choice>
           <mc:Fallback>
             <w:pict>
-              <v:rect w14:anchorId="4A9A1A24" id="Rectángulo 5" o:spid="_x0000_s1026" style="position:absolute;margin-left:57.45pt;margin-top:31.6pt;width:77.5pt;height:19.5pt;z-index:251667456;visibility:visible;mso-wrap-style:square;mso-width-percent:0;mso-height-percent:0;mso-wrap-distance-left:9pt;mso-wrap-distance-top:0;mso-wrap-distance-right:9pt;mso-wrap-distance-bottom:0;mso-position-horizontal:absolute;mso-position-horizontal-relative:text;mso-position-vertical:absolute;mso-position-vertical-relative:text;mso-width-percent:0;mso-height-percent:0;mso-width-relative:margin;mso-height-relative:margin;v-text-anchor:middle" o:gfxdata="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" filled="f" strokecolor="red" strokeweight="1pt"/>
+              <v:rect w14:anchorId="2FD0B503" id="Rectángulo 5" o:spid="_x0000_s1026" style="position:absolute;margin-left:230.95pt;margin-top:43.1pt;width:77.5pt;height:19.5pt;z-index:251667456;visibility:visible;mso-wrap-style:square;mso-width-percent:0;mso-height-percent:0;mso-wrap-distance-left:9pt;mso-wrap-distance-top:0;mso-wrap-distance-right:9pt;mso-wrap-distance-bottom:0;mso-position-horizontal:absolute;mso-position-horizontal-relative:text;mso-position-vertical:absolute;mso-position-vertical-relative:text;mso-width-percent:0;mso-height-percent:0;mso-width-relative:margin;mso-height-relative:margin;v-text-anchor:middle" o:gfxdata="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" filled="f" strokecolor="red" strokeweight="1pt"/>
             </w:pict>
           </mc:Fallback>
         </mc:AlternateContent>
       </w:r>
       <w:r>
+        <w:rPr>
+          <w:noProof/>
+          <w:lang w:eastAsia="es-ES"/>
+        </w:rPr>
         <w:drawing>
           <wp:inline distT="0" distB="0" distL="0" distR="0" wp14:anchorId="1CC082F7" wp14:editId="758DE1D1">
             <wp:extent cx="4274147" cy="3194050"/>
@@ -1703,6 +1707,10 @@
         </mc:AlternateContent>
       </w:r>
       <w:r>
+        <w:rPr>
+          <w:noProof/>
+          <w:lang w:eastAsia="es-ES"/>
+        </w:rPr>
         <w:drawing>
           <wp:inline distT="0" distB="0" distL="0" distR="0" wp14:anchorId="08E2346C" wp14:editId="775BD2D9">
             <wp:extent cx="4349750" cy="3232134"/>
@@ -1777,6 +1785,10 @@
     </w:p>
     <w:p>
       <w:r>
+        <w:rPr>
+          <w:noProof/>
+          <w:lang w:eastAsia="es-ES"/>
+        </w:rPr>
         <w:drawing>
           <wp:inline distT="0" distB="0" distL="0" distR="0" wp14:anchorId="72D3A637" wp14:editId="0963AF29">
             <wp:extent cx="5400040" cy="4014470"/>
@@ -1815,9 +1827,593 @@
       </w:r>
     </w:p>
     <w:p>
+      <w:r>
+        <w:t>Después</w:t>
+      </w:r>
+      <w:r>
+        <w:t xml:space="preserve"> de pasar la instalación accedemos a la </w:t>
+      </w:r>
+      <w:proofErr w:type="spellStart"/>
+      <w:r>
+        <w:t>pagina</w:t>
+      </w:r>
+      <w:proofErr w:type="spellEnd"/>
+      <w:r>
+        <w:t xml:space="preserve"> de administrador con la URL </w:t>
+      </w:r>
+      <w:hyperlink r:id="rId11" w:history="1">
+        <w:r>
+          <w:rPr>
+            <w:rStyle w:val="Hipervnculo"/>
+          </w:rPr>
+          <w:t>http://localhost/administrator</w:t>
+        </w:r>
+      </w:hyperlink>
+    </w:p>
+    <w:p>
+      <w:r>
+        <w:drawing>
+          <wp:anchor distT="0" distB="0" distL="114300" distR="114300" simplePos="0" relativeHeight="251672576" behindDoc="0" locked="0" layoutInCell="1" allowOverlap="1">
+            <wp:simplePos x="0" y="0"/>
+            <wp:positionH relativeFrom="column">
+              <wp:posOffset>-635</wp:posOffset>
+            </wp:positionH>
+            <wp:positionV relativeFrom="paragraph">
+              <wp:posOffset>1270</wp:posOffset>
+            </wp:positionV>
+            <wp:extent cx="3764512" cy="2819400"/>
+            <wp:effectExtent l="0" t="0" r="7620" b="0"/>
+            <wp:wrapSquare wrapText="bothSides"/>
+            <wp:docPr id="4" name="Imagen 4"/>
+            <wp:cNvGraphicFramePr>
+              <a:graphicFrameLocks xmlns:a="http://schemas.openxmlformats.org/drawingml/2006/main" noChangeAspect="1"/>
+            </wp:cNvGraphicFramePr>
+            <a:graphic xmlns:a="http://schemas.openxmlformats.org/drawingml/2006/main">
+              <a:graphicData uri="http://schemas.openxmlformats.org/drawingml/2006/picture">
+                <pic:pic xmlns:pic="http://schemas.openxmlformats.org/drawingml/2006/picture">
+                  <pic:nvPicPr>
+                    <pic:cNvPr id="1" name=""/>
+                    <pic:cNvPicPr/>
+                  </pic:nvPicPr>
+                  <pic:blipFill>
+                    <a:blip r:embed="rId12" cstate="print">
+                      <a:extLst>
+                        <a:ext uri="{28A0092B-C50C-407E-A947-70E740481C1C}">
+                          <a14:useLocalDpi xmlns:a14="http://schemas.microsoft.com/office/drawing/2010/main" val="0"/>
+                        </a:ext>
+                      </a:extLst>
+                    </a:blip>
+                    <a:stretch>
+                      <a:fillRect/>
+                    </a:stretch>
+                  </pic:blipFill>
+                  <pic:spPr>
+                    <a:xfrm>
+                      <a:off x="0" y="0"/>
+                      <a:ext cx="3764512" cy="2819400"/>
+                    </a:xfrm>
+                    <a:prstGeom prst="rect">
+                      <a:avLst/>
+                    </a:prstGeom>
+                  </pic:spPr>
+                </pic:pic>
+              </a:graphicData>
+            </a:graphic>
+          </wp:anchor>
+        </w:drawing>
+      </w:r>
+      <w:r>
+        <w:t xml:space="preserve">Desde aquí podemos ya empezar la creación </w:t>
+      </w:r>
+      <w:r>
+        <w:t xml:space="preserve">de nuestra </w:t>
+      </w:r>
+      <w:proofErr w:type="spellStart"/>
+      <w:r>
+        <w:t>pagina</w:t>
+      </w:r>
+      <w:proofErr w:type="spellEnd"/>
+      <w:r>
+        <w:t xml:space="preserve">. A </w:t>
+      </w:r>
+      <w:proofErr w:type="gramStart"/>
+      <w:r>
+        <w:t>continuación</w:t>
+      </w:r>
+      <w:proofErr w:type="gramEnd"/>
+      <w:r>
+        <w:t xml:space="preserve"> instalamos unos </w:t>
+      </w:r>
+      <w:proofErr w:type="spellStart"/>
+      <w:r>
+        <w:t>plugins</w:t>
+      </w:r>
+      <w:proofErr w:type="spellEnd"/>
+      <w:r>
+        <w:t xml:space="preserve"> que nos va ayudar a la creación del interface y un </w:t>
+      </w:r>
+      <w:proofErr w:type="spellStart"/>
+      <w:r>
+        <w:t>template</w:t>
+      </w:r>
+      <w:proofErr w:type="spellEnd"/>
+      <w:r>
+        <w:t xml:space="preserve"> para tener algo ya preparado.</w:t>
+      </w:r>
+    </w:p>
+    <w:p/>
+    <w:p/>
+    <w:p/>
+    <w:p/>
+    <w:p>
+      <w:r>
+        <w:lastRenderedPageBreak/>
+        <w:drawing>
+          <wp:anchor distT="0" distB="0" distL="114300" distR="114300" simplePos="0" relativeHeight="251674624" behindDoc="0" locked="0" layoutInCell="1" allowOverlap="1" wp14:anchorId="23ACD690" wp14:editId="38B00EEE">
+            <wp:simplePos x="0" y="0"/>
+            <wp:positionH relativeFrom="column">
+              <wp:posOffset>2872740</wp:posOffset>
+            </wp:positionH>
+            <wp:positionV relativeFrom="paragraph">
+              <wp:posOffset>0</wp:posOffset>
+            </wp:positionV>
+            <wp:extent cx="3028315" cy="1917700"/>
+            <wp:effectExtent l="0" t="0" r="635" b="6350"/>
+            <wp:wrapSquare wrapText="bothSides"/>
+            <wp:docPr id="9" name="Imagen 9"/>
+            <wp:cNvGraphicFramePr>
+              <a:graphicFrameLocks xmlns:a="http://schemas.openxmlformats.org/drawingml/2006/main" noChangeAspect="1"/>
+            </wp:cNvGraphicFramePr>
+            <a:graphic xmlns:a="http://schemas.openxmlformats.org/drawingml/2006/main">
+              <a:graphicData uri="http://schemas.openxmlformats.org/drawingml/2006/picture">
+                <pic:pic xmlns:pic="http://schemas.openxmlformats.org/drawingml/2006/picture">
+                  <pic:nvPicPr>
+                    <pic:cNvPr id="1" name=""/>
+                    <pic:cNvPicPr/>
+                  </pic:nvPicPr>
+                  <pic:blipFill>
+                    <a:blip r:embed="rId13" cstate="print">
+                      <a:extLst>
+                        <a:ext uri="{28A0092B-C50C-407E-A947-70E740481C1C}">
+                          <a14:useLocalDpi xmlns:a14="http://schemas.microsoft.com/office/drawing/2010/main" val="0"/>
+                        </a:ext>
+                      </a:extLst>
+                    </a:blip>
+                    <a:stretch>
+                      <a:fillRect/>
+                    </a:stretch>
+                  </pic:blipFill>
+                  <pic:spPr>
+                    <a:xfrm>
+                      <a:off x="0" y="0"/>
+                      <a:ext cx="3028315" cy="1917700"/>
+                    </a:xfrm>
+                    <a:prstGeom prst="rect">
+                      <a:avLst/>
+                    </a:prstGeom>
+                  </pic:spPr>
+                </pic:pic>
+              </a:graphicData>
+            </a:graphic>
+            <wp14:sizeRelH relativeFrom="margin">
+              <wp14:pctWidth>0</wp14:pctWidth>
+            </wp14:sizeRelH>
+            <wp14:sizeRelV relativeFrom="margin">
+              <wp14:pctHeight>0</wp14:pctHeight>
+            </wp14:sizeRelV>
+          </wp:anchor>
+        </w:drawing>
+      </w:r>
+      <w:r>
+        <w:drawing>
+          <wp:anchor distT="0" distB="0" distL="114300" distR="114300" simplePos="0" relativeHeight="251673600" behindDoc="0" locked="0" layoutInCell="1" allowOverlap="1" wp14:anchorId="57FBB598" wp14:editId="6E727923">
+            <wp:simplePos x="0" y="0"/>
+            <wp:positionH relativeFrom="column">
+              <wp:posOffset>-280035</wp:posOffset>
+            </wp:positionH>
+            <wp:positionV relativeFrom="paragraph">
+              <wp:posOffset>1905</wp:posOffset>
+            </wp:positionV>
+            <wp:extent cx="2996164" cy="1917700"/>
+            <wp:effectExtent l="0" t="0" r="0" b="6350"/>
+            <wp:wrapSquare wrapText="bothSides"/>
+            <wp:docPr id="6" name="Imagen 6"/>
+            <wp:cNvGraphicFramePr>
+              <a:graphicFrameLocks xmlns:a="http://schemas.openxmlformats.org/drawingml/2006/main" noChangeAspect="1"/>
+            </wp:cNvGraphicFramePr>
+            <a:graphic xmlns:a="http://schemas.openxmlformats.org/drawingml/2006/main">
+              <a:graphicData uri="http://schemas.openxmlformats.org/drawingml/2006/picture">
+                <pic:pic xmlns:pic="http://schemas.openxmlformats.org/drawingml/2006/picture">
+                  <pic:nvPicPr>
+                    <pic:cNvPr id="1" name=""/>
+                    <pic:cNvPicPr/>
+                  </pic:nvPicPr>
+                  <pic:blipFill>
+                    <a:blip r:embed="rId14" cstate="print">
+                      <a:extLst>
+                        <a:ext uri="{28A0092B-C50C-407E-A947-70E740481C1C}">
+                          <a14:useLocalDpi xmlns:a14="http://schemas.microsoft.com/office/drawing/2010/main" val="0"/>
+                        </a:ext>
+                      </a:extLst>
+                    </a:blip>
+                    <a:stretch>
+                      <a:fillRect/>
+                    </a:stretch>
+                  </pic:blipFill>
+                  <pic:spPr>
+                    <a:xfrm>
+                      <a:off x="0" y="0"/>
+                      <a:ext cx="2996164" cy="1917700"/>
+                    </a:xfrm>
+                    <a:prstGeom prst="rect">
+                      <a:avLst/>
+                    </a:prstGeom>
+                  </pic:spPr>
+                </pic:pic>
+              </a:graphicData>
+            </a:graphic>
+          </wp:anchor>
+        </w:drawing>
+      </w:r>
+    </w:p>
+    <w:p>
+      <w:r>
+        <w:drawing>
+          <wp:anchor distT="0" distB="0" distL="114300" distR="114300" simplePos="0" relativeHeight="251675648" behindDoc="0" locked="0" layoutInCell="1" allowOverlap="1">
+            <wp:simplePos x="0" y="0"/>
+            <wp:positionH relativeFrom="column">
+              <wp:posOffset>-635</wp:posOffset>
+            </wp:positionH>
+            <wp:positionV relativeFrom="paragraph">
+              <wp:posOffset>1905</wp:posOffset>
+            </wp:positionV>
+            <wp:extent cx="1924050" cy="347538"/>
+            <wp:effectExtent l="0" t="0" r="0" b="0"/>
+            <wp:wrapSquare wrapText="bothSides"/>
+            <wp:docPr id="13" name="Imagen 13"/>
+            <wp:cNvGraphicFramePr>
+              <a:graphicFrameLocks xmlns:a="http://schemas.openxmlformats.org/drawingml/2006/main" noChangeAspect="1"/>
+            </wp:cNvGraphicFramePr>
+            <a:graphic xmlns:a="http://schemas.openxmlformats.org/drawingml/2006/main">
+              <a:graphicData uri="http://schemas.openxmlformats.org/drawingml/2006/picture">
+                <pic:pic xmlns:pic="http://schemas.openxmlformats.org/drawingml/2006/picture">
+                  <pic:nvPicPr>
+                    <pic:cNvPr id="1" name=""/>
+                    <pic:cNvPicPr/>
+                  </pic:nvPicPr>
+                  <pic:blipFill>
+                    <a:blip r:embed="rId15">
+                      <a:extLst>
+                        <a:ext uri="{28A0092B-C50C-407E-A947-70E740481C1C}">
+                          <a14:useLocalDpi xmlns:a14="http://schemas.microsoft.com/office/drawing/2010/main" val="0"/>
+                        </a:ext>
+                      </a:extLst>
+                    </a:blip>
+                    <a:stretch>
+                      <a:fillRect/>
+                    </a:stretch>
+                  </pic:blipFill>
+                  <pic:spPr>
+                    <a:xfrm>
+                      <a:off x="0" y="0"/>
+                      <a:ext cx="1924050" cy="347538"/>
+                    </a:xfrm>
+                    <a:prstGeom prst="rect">
+                      <a:avLst/>
+                    </a:prstGeom>
+                  </pic:spPr>
+                </pic:pic>
+              </a:graphicData>
+            </a:graphic>
+          </wp:anchor>
+        </w:drawing>
+      </w:r>
+      <w:r>
+        <w:t>Instalamos estos tres archivos.</w:t>
+      </w:r>
+    </w:p>
+    <w:p/>
+    <w:p>
+      <w:r>
+        <w:t>Para instalar accedemos a desde panel izquierda “</w:t>
+      </w:r>
+      <w:proofErr w:type="spellStart"/>
+      <w:r>
+        <w:t>System</w:t>
+      </w:r>
+      <w:proofErr w:type="spellEnd"/>
+      <w:r>
+        <w:t xml:space="preserve"> </w:t>
+      </w:r>
+      <w:r>
+        <w:rPr>
+          <w:rFonts w:ascii="Arial" w:hAnsi="Arial" w:cs="Arial"/>
+          <w:color w:val="000000" w:themeColor="text1"/>
+          <w:sz w:val="30"/>
+          <w:szCs w:val="30"/>
+        </w:rPr>
+        <w:t>→</w:t>
+      </w:r>
+      <w:r>
+        <w:t xml:space="preserve"> </w:t>
+      </w:r>
+      <w:proofErr w:type="spellStart"/>
+      <w:r>
+        <w:t>Install</w:t>
+      </w:r>
+      <w:proofErr w:type="spellEnd"/>
+      <w:r>
+        <w:t xml:space="preserve"> </w:t>
+      </w:r>
+      <w:r>
+        <w:rPr>
+          <w:rFonts w:ascii="Arial" w:hAnsi="Arial" w:cs="Arial"/>
+          <w:color w:val="000000" w:themeColor="text1"/>
+          <w:sz w:val="30"/>
+          <w:szCs w:val="30"/>
+        </w:rPr>
+        <w:t>→</w:t>
+      </w:r>
+      <w:r>
+        <w:rPr>
+          <w:rFonts w:ascii="Arial" w:hAnsi="Arial" w:cs="Arial"/>
+          <w:color w:val="000000" w:themeColor="text1"/>
+          <w:sz w:val="30"/>
+          <w:szCs w:val="30"/>
+        </w:rPr>
+        <w:t xml:space="preserve"> </w:t>
+      </w:r>
+      <w:proofErr w:type="spellStart"/>
+      <w:r>
+        <w:t>Extensions</w:t>
+      </w:r>
+      <w:proofErr w:type="spellEnd"/>
+      <w:r>
+        <w:t xml:space="preserve">” ahí metemos los archivos, y hacemos el </w:t>
+      </w:r>
+      <w:proofErr w:type="spellStart"/>
+      <w:r>
+        <w:t>template</w:t>
+      </w:r>
+      <w:proofErr w:type="spellEnd"/>
+      <w:r>
+        <w:t xml:space="preserve"> que lo hemos descargado como predeterminado.</w:t>
+      </w:r>
+    </w:p>
+    <w:p>
       <w:bookmarkStart w:id="2" w:name="_GoBack"/>
+      <w:r>
+        <w:drawing>
+          <wp:anchor distT="0" distB="0" distL="114300" distR="114300" simplePos="0" relativeHeight="251677696" behindDoc="0" locked="0" layoutInCell="1" allowOverlap="1" wp14:anchorId="1B3FBF7B" wp14:editId="77A1968A">
+            <wp:simplePos x="0" y="0"/>
+            <wp:positionH relativeFrom="column">
+              <wp:posOffset>2933065</wp:posOffset>
+            </wp:positionH>
+            <wp:positionV relativeFrom="paragraph">
+              <wp:posOffset>608330</wp:posOffset>
+            </wp:positionV>
+            <wp:extent cx="2794000" cy="2085972"/>
+            <wp:effectExtent l="0" t="0" r="6350" b="0"/>
+            <wp:wrapSquare wrapText="bothSides"/>
+            <wp:docPr id="16" name="Imagen 16"/>
+            <wp:cNvGraphicFramePr>
+              <a:graphicFrameLocks xmlns:a="http://schemas.openxmlformats.org/drawingml/2006/main" noChangeAspect="1"/>
+            </wp:cNvGraphicFramePr>
+            <a:graphic xmlns:a="http://schemas.openxmlformats.org/drawingml/2006/main">
+              <a:graphicData uri="http://schemas.openxmlformats.org/drawingml/2006/picture">
+                <pic:pic xmlns:pic="http://schemas.openxmlformats.org/drawingml/2006/picture">
+                  <pic:nvPicPr>
+                    <pic:cNvPr id="1" name=""/>
+                    <pic:cNvPicPr/>
+                  </pic:nvPicPr>
+                  <pic:blipFill>
+                    <a:blip r:embed="rId16" cstate="print">
+                      <a:extLst>
+                        <a:ext uri="{28A0092B-C50C-407E-A947-70E740481C1C}">
+                          <a14:useLocalDpi xmlns:a14="http://schemas.microsoft.com/office/drawing/2010/main" val="0"/>
+                        </a:ext>
+                      </a:extLst>
+                    </a:blip>
+                    <a:stretch>
+                      <a:fillRect/>
+                    </a:stretch>
+                  </pic:blipFill>
+                  <pic:spPr>
+                    <a:xfrm>
+                      <a:off x="0" y="0"/>
+                      <a:ext cx="2794000" cy="2085972"/>
+                    </a:xfrm>
+                    <a:prstGeom prst="rect">
+                      <a:avLst/>
+                    </a:prstGeom>
+                  </pic:spPr>
+                </pic:pic>
+              </a:graphicData>
+            </a:graphic>
+          </wp:anchor>
+        </w:drawing>
+      </w:r>
       <w:bookmarkEnd w:id="2"/>
+      <w:r>
+        <w:drawing>
+          <wp:anchor distT="0" distB="0" distL="114300" distR="114300" simplePos="0" relativeHeight="251676672" behindDoc="0" locked="0" layoutInCell="1" allowOverlap="1" wp14:anchorId="056A7B3F" wp14:editId="6106C95C">
+            <wp:simplePos x="0" y="0"/>
+            <wp:positionH relativeFrom="margin">
+              <wp:posOffset>-635</wp:posOffset>
+            </wp:positionH>
+            <wp:positionV relativeFrom="paragraph">
+              <wp:posOffset>572770</wp:posOffset>
+            </wp:positionV>
+            <wp:extent cx="2834005" cy="2120900"/>
+            <wp:effectExtent l="0" t="0" r="4445" b="0"/>
+            <wp:wrapSquare wrapText="bothSides"/>
+            <wp:docPr id="15" name="Imagen 15"/>
+            <wp:cNvGraphicFramePr>
+              <a:graphicFrameLocks xmlns:a="http://schemas.openxmlformats.org/drawingml/2006/main" noChangeAspect="1"/>
+            </wp:cNvGraphicFramePr>
+            <a:graphic xmlns:a="http://schemas.openxmlformats.org/drawingml/2006/main">
+              <a:graphicData uri="http://schemas.openxmlformats.org/drawingml/2006/picture">
+                <pic:pic xmlns:pic="http://schemas.openxmlformats.org/drawingml/2006/picture">
+                  <pic:nvPicPr>
+                    <pic:cNvPr id="1" name=""/>
+                    <pic:cNvPicPr/>
+                  </pic:nvPicPr>
+                  <pic:blipFill>
+                    <a:blip r:embed="rId17" cstate="print">
+                      <a:extLst>
+                        <a:ext uri="{28A0092B-C50C-407E-A947-70E740481C1C}">
+                          <a14:useLocalDpi xmlns:a14="http://schemas.microsoft.com/office/drawing/2010/main" val="0"/>
+                        </a:ext>
+                      </a:extLst>
+                    </a:blip>
+                    <a:stretch>
+                      <a:fillRect/>
+                    </a:stretch>
+                  </pic:blipFill>
+                  <pic:spPr>
+                    <a:xfrm>
+                      <a:off x="0" y="0"/>
+                      <a:ext cx="2834005" cy="2120900"/>
+                    </a:xfrm>
+                    <a:prstGeom prst="rect">
+                      <a:avLst/>
+                    </a:prstGeom>
+                  </pic:spPr>
+                </pic:pic>
+              </a:graphicData>
+            </a:graphic>
+            <wp14:sizeRelH relativeFrom="margin">
+              <wp14:pctWidth>0</wp14:pctWidth>
+            </wp14:sizeRelH>
+            <wp14:sizeRelV relativeFrom="margin">
+              <wp14:pctHeight>0</wp14:pctHeight>
+            </wp14:sizeRelV>
+          </wp:anchor>
+        </w:drawing>
+      </w:r>
+      <w:r>
+        <w:t xml:space="preserve">Para editar la </w:t>
+      </w:r>
+      <w:proofErr w:type="spellStart"/>
+      <w:r>
+        <w:t>pagina</w:t>
+      </w:r>
+      <w:proofErr w:type="spellEnd"/>
+      <w:r>
+        <w:t xml:space="preserve"> entramos en “</w:t>
+      </w:r>
+      <w:proofErr w:type="spellStart"/>
+      <w:r>
+        <w:t>System</w:t>
+      </w:r>
+      <w:proofErr w:type="spellEnd"/>
+      <w:r>
+        <w:t xml:space="preserve"> </w:t>
+      </w:r>
+      <w:r>
+        <w:rPr>
+          <w:rFonts w:ascii="Arial" w:hAnsi="Arial" w:cs="Arial"/>
+          <w:color w:val="000000" w:themeColor="text1"/>
+          <w:sz w:val="30"/>
+          <w:szCs w:val="30"/>
+        </w:rPr>
+        <w:t>→</w:t>
+      </w:r>
+      <w:r>
+        <w:rPr>
+          <w:rFonts w:ascii="Arial" w:hAnsi="Arial" w:cs="Arial"/>
+          <w:color w:val="000000" w:themeColor="text1"/>
+          <w:sz w:val="30"/>
+          <w:szCs w:val="30"/>
+        </w:rPr>
+        <w:t xml:space="preserve"> </w:t>
+      </w:r>
+      <w:proofErr w:type="spellStart"/>
+      <w:r>
+        <w:t>Site</w:t>
+      </w:r>
+      <w:proofErr w:type="spellEnd"/>
+      <w:r>
+        <w:t xml:space="preserve"> </w:t>
+      </w:r>
+      <w:proofErr w:type="spellStart"/>
+      <w:r>
+        <w:t>Template</w:t>
+      </w:r>
+      <w:proofErr w:type="spellEnd"/>
+      <w:r>
+        <w:t xml:space="preserve"> Style </w:t>
+      </w:r>
+      <w:r>
+        <w:rPr>
+          <w:rFonts w:ascii="Arial" w:hAnsi="Arial" w:cs="Arial"/>
+          <w:color w:val="000000" w:themeColor="text1"/>
+          <w:sz w:val="30"/>
+          <w:szCs w:val="30"/>
+        </w:rPr>
+        <w:t>→</w:t>
+      </w:r>
+      <w:r>
+        <w:t xml:space="preserve"> “Seleccionar el </w:t>
+      </w:r>
+      <w:proofErr w:type="spellStart"/>
+      <w:r>
+        <w:t>template</w:t>
+      </w:r>
+      <w:proofErr w:type="spellEnd"/>
+      <w:r>
+        <w:t>”</w:t>
+      </w:r>
+      <w:r>
+        <w:rPr>
+          <w:rFonts w:ascii="Arial" w:hAnsi="Arial" w:cs="Arial"/>
+          <w:color w:val="000000" w:themeColor="text1"/>
+          <w:sz w:val="30"/>
+          <w:szCs w:val="30"/>
+        </w:rPr>
+        <w:t xml:space="preserve"> </w:t>
+      </w:r>
+      <w:r>
+        <w:rPr>
+          <w:rFonts w:ascii="Arial" w:hAnsi="Arial" w:cs="Arial"/>
+          <w:color w:val="000000" w:themeColor="text1"/>
+          <w:sz w:val="30"/>
+          <w:szCs w:val="30"/>
+        </w:rPr>
+        <w:t>→</w:t>
+      </w:r>
+      <w:r>
+        <w:t xml:space="preserve"> </w:t>
+      </w:r>
+      <w:proofErr w:type="spellStart"/>
+      <w:r>
+        <w:t>Template</w:t>
+      </w:r>
+      <w:proofErr w:type="spellEnd"/>
+      <w:r>
+        <w:t xml:space="preserve"> </w:t>
+      </w:r>
+      <w:proofErr w:type="spellStart"/>
+      <w:r>
+        <w:t>Option</w:t>
+      </w:r>
+      <w:proofErr w:type="spellEnd"/>
+      <w:r>
+        <w:t>”</w:t>
+      </w:r>
+      <w:r>
+        <w:t xml:space="preserve">, después de esto accedemos a la </w:t>
+      </w:r>
+      <w:proofErr w:type="spellStart"/>
+      <w:r>
+        <w:t>pagina</w:t>
+      </w:r>
+      <w:proofErr w:type="spellEnd"/>
+      <w:r>
+        <w:t>.</w:t>
+      </w:r>
     </w:p>
+    <w:p/>
     <w:p/>
     <w:sectPr>
       <w:pgSz w:w="11906" w:h="16838"/>
@@ -3303,7 +3899,7 @@
 </file>
 
 <file path=customXml/itemProps1.xml><?xml version="1.0" encoding="utf-8"?>
-<ds:datastoreItem xmlns:ds="http://schemas.openxmlformats.org/officeDocument/2006/customXml" ds:itemID="{452B6E25-95D0-4176-8446-CDC433FC1AB5}">
+<ds:datastoreItem xmlns:ds="http://schemas.openxmlformats.org/officeDocument/2006/customXml" ds:itemID="{12CB5A0C-0BF5-4A16-9388-68E035D55449}">
   <ds:schemaRefs>
     <ds:schemaRef ds:uri="http://schemas.openxmlformats.org/officeDocument/2006/bibliography"/>
   </ds:schemaRefs>

--- a/DAW2/DAW/UD1/Actividad1/Actividad 1.docx
+++ b/DAW2/DAW/UD1/Actividad1/Actividad 1.docx
@@ -256,7 +256,13 @@
                           </wps:style>
                           <wps:txbx>
                             <w:txbxContent>
-                              <w:p/>
+                              <w:p>
+                                <w:pPr>
+                                  <w:rPr>
+                                    <w:color w:val="404040" w:themeColor="text1" w:themeTint="BF"/>
+                                  </w:rPr>
+                                </w:pPr>
+                              </w:p>
                             </w:txbxContent>
                           </wps:txbx>
                           <wps:bodyPr rot="0" spcFirstLastPara="0" vertOverflow="overflow" horzOverflow="overflow" vert="horz" wrap="square" lIns="274320" tIns="45720" rIns="274320" bIns="45720" numCol="1" spcCol="0" rtlCol="0" fromWordArt="0" anchor="ctr" anchorCtr="0" forceAA="0" compatLnSpc="1">
@@ -286,7 +292,13 @@
                     <v:path arrowok="t"/>
                     <v:textbox inset="21.6pt,,21.6pt">
                       <w:txbxContent>
-                        <w:p/>
+                        <w:p>
+                          <w:pPr>
+                            <w:rPr>
+                              <w:color w:val="404040" w:themeColor="text1" w:themeTint="BF"/>
+                            </w:rPr>
+                          </w:pPr>
+                        </w:p>
                       </w:txbxContent>
                     </v:textbox>
                     <w10:wrap anchorx="page" anchory="page"/>
@@ -435,7 +447,7 @@
                       </mc:Fallback>
                     </mc:AlternateContent>
                     <wp:extent cx="2875915" cy="118745"/>
-                    <wp:effectExtent l="0" t="0" r="0" b="0"/>
+                    <wp:effectExtent l="0" t="0" r="3175" b="0"/>
                     <wp:wrapNone/>
                     <wp:docPr id="469" name="Rectángulo 469"/>
                     <wp:cNvGraphicFramePr/>
@@ -451,6 +463,12 @@
                             <a:prstGeom prst="rect">
                               <a:avLst/>
                             </a:prstGeom>
+                            <a:solidFill>
+                              <a:schemeClr val="tx1">
+                                <a:lumMod val="65000"/>
+                                <a:lumOff val="35000"/>
+                              </a:schemeClr>
+                            </a:solidFill>
                             <a:ln>
                               <a:noFill/>
                             </a:ln>
@@ -491,7 +509,7 @@
               </mc:Choice>
               <mc:Fallback>
                 <w:pict>
-                  <v:rect w14:anchorId="6BE33F38" id="Rectángulo 469" o:spid="_x0000_s1026" style="position:absolute;margin-left:0;margin-top:0;width:226.45pt;height:9.35pt;z-index:251662336;visibility:visible;mso-wrap-style:square;mso-width-percent:370;mso-height-percent:0;mso-left-percent:455;mso-top-percent:690;mso-wrap-distance-left:9pt;mso-wrap-distance-top:0;mso-wrap-distance-right:9pt;mso-wrap-distance-bottom:0;mso-position-horizontal-relative:page;mso-position-vertical-relative:page;mso-width-percent:370;mso-height-percent:0;mso-left-percent:455;mso-top-percent:690;mso-width-relative:page;mso-height-relative:margin;v-text-anchor:middle" o:gfxdata="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" fillcolor="#5b9bd5 [3204]" stroked="f" strokeweight="1pt">
+                  <v:rect w14:anchorId="31C5CFD9" id="Rectángulo 469" o:spid="_x0000_s1026" style="position:absolute;margin-left:0;margin-top:0;width:226.45pt;height:9.35pt;z-index:251662336;visibility:visible;mso-wrap-style:square;mso-width-percent:370;mso-height-percent:0;mso-left-percent:455;mso-top-percent:690;mso-wrap-distance-left:9pt;mso-wrap-distance-top:0;mso-wrap-distance-right:9pt;mso-wrap-distance-bottom:0;mso-position-horizontal-relative:page;mso-position-vertical-relative:page;mso-width-percent:370;mso-height-percent:0;mso-left-percent:455;mso-top-percent:690;mso-width-relative:page;mso-height-relative:margin;v-text-anchor:middle" o:gfxdata="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" fillcolor="#5a5a5a [2109]" stroked="f" strokeweight="1pt">
                     <w10:wrap anchorx="page" anchory="page"/>
                   </v:rect>
                 </w:pict>
@@ -561,7 +579,7 @@
                                 <w:sdtPr>
                                   <w:rPr>
                                     <w:rFonts w:asciiTheme="majorHAnsi" w:eastAsiaTheme="majorEastAsia" w:hAnsiTheme="majorHAnsi" w:cstheme="majorBidi"/>
-                                    <w:color w:val="5B9BD5" w:themeColor="accent1"/>
+                                    <w:color w:val="404040" w:themeColor="text1" w:themeTint="BF"/>
                                     <w:sz w:val="72"/>
                                     <w:szCs w:val="72"/>
                                   </w:rPr>
@@ -570,14 +588,18 @@
                                   <w:dataBinding w:prefixMappings="xmlns:ns0='http://schemas.openxmlformats.org/package/2006/metadata/core-properties' xmlns:ns1='http://purl.org/dc/elements/1.1/'" w:xpath="/ns0:coreProperties[1]/ns1:title[1]" w:storeItemID="{6C3C8BC8-F283-45AE-878A-BAB7291924A1}"/>
                                   <w:text/>
                                 </w:sdtPr>
-                                <w:sdtEndPr/>
+                                <w:sdtEndPr>
+                                  <w:rPr>
+                                    <w:color w:val="404040" w:themeColor="text1" w:themeTint="BF"/>
+                                  </w:rPr>
+                                </w:sdtEndPr>
                                 <w:sdtContent>
                                   <w:p>
                                     <w:pPr>
                                       <w:spacing w:line="240" w:lineRule="auto"/>
                                       <w:rPr>
                                         <w:rFonts w:asciiTheme="majorHAnsi" w:eastAsiaTheme="majorEastAsia" w:hAnsiTheme="majorHAnsi" w:cstheme="majorBidi"/>
-                                        <w:color w:val="5B9BD5" w:themeColor="accent1"/>
+                                        <w:color w:val="404040" w:themeColor="text1" w:themeTint="BF"/>
                                         <w:sz w:val="72"/>
                                         <w:szCs w:val="72"/>
                                       </w:rPr>
@@ -585,7 +607,7 @@
                                     <w:r>
                                       <w:rPr>
                                         <w:rFonts w:asciiTheme="majorHAnsi" w:eastAsiaTheme="majorEastAsia" w:hAnsiTheme="majorHAnsi" w:cstheme="majorBidi"/>
-                                        <w:color w:val="5B9BD5" w:themeColor="accent1"/>
+                                        <w:color w:val="404040" w:themeColor="text1" w:themeTint="BF"/>
                                         <w:sz w:val="72"/>
                                         <w:szCs w:val="72"/>
                                       </w:rPr>
@@ -659,7 +681,7 @@
                           <w:sdtPr>
                             <w:rPr>
                               <w:rFonts w:asciiTheme="majorHAnsi" w:eastAsiaTheme="majorEastAsia" w:hAnsiTheme="majorHAnsi" w:cstheme="majorBidi"/>
-                              <w:color w:val="5B9BD5" w:themeColor="accent1"/>
+                              <w:color w:val="404040" w:themeColor="text1" w:themeTint="BF"/>
                               <w:sz w:val="72"/>
                               <w:szCs w:val="72"/>
                             </w:rPr>
@@ -668,14 +690,18 @@
                             <w:dataBinding w:prefixMappings="xmlns:ns0='http://schemas.openxmlformats.org/package/2006/metadata/core-properties' xmlns:ns1='http://purl.org/dc/elements/1.1/'" w:xpath="/ns0:coreProperties[1]/ns1:title[1]" w:storeItemID="{6C3C8BC8-F283-45AE-878A-BAB7291924A1}"/>
                             <w:text/>
                           </w:sdtPr>
-                          <w:sdtEndPr/>
+                          <w:sdtEndPr>
+                            <w:rPr>
+                              <w:color w:val="404040" w:themeColor="text1" w:themeTint="BF"/>
+                            </w:rPr>
+                          </w:sdtEndPr>
                           <w:sdtContent>
                             <w:p>
                               <w:pPr>
                                 <w:spacing w:line="240" w:lineRule="auto"/>
                                 <w:rPr>
                                   <w:rFonts w:asciiTheme="majorHAnsi" w:eastAsiaTheme="majorEastAsia" w:hAnsiTheme="majorHAnsi" w:cstheme="majorBidi"/>
-                                  <w:color w:val="5B9BD5" w:themeColor="accent1"/>
+                                  <w:color w:val="404040" w:themeColor="text1" w:themeTint="BF"/>
                                   <w:sz w:val="72"/>
                                   <w:szCs w:val="72"/>
                                 </w:rPr>
@@ -683,7 +709,7 @@
                               <w:r>
                                 <w:rPr>
                                   <w:rFonts w:asciiTheme="majorHAnsi" w:eastAsiaTheme="majorEastAsia" w:hAnsiTheme="majorHAnsi" w:cstheme="majorBidi"/>
-                                  <w:color w:val="5B9BD5" w:themeColor="accent1"/>
+                                  <w:color w:val="404040" w:themeColor="text1" w:themeTint="BF"/>
                                   <w:sz w:val="72"/>
                                   <w:szCs w:val="72"/>
                                 </w:rPr>
@@ -742,6 +768,8 @@
             <w:br w:type="page"/>
           </w:r>
         </w:p>
+        <w:bookmarkStart w:id="0" w:name="_GoBack" w:displacedByCustomXml="next"/>
+        <w:bookmarkEnd w:id="0" w:displacedByCustomXml="next"/>
       </w:sdtContent>
     </w:sdt>
     <w:p>
@@ -812,7 +840,7 @@
           <w:r>
             <w:fldChar w:fldCharType="separate"/>
           </w:r>
-          <w:hyperlink w:anchor="_Toc209187649" w:history="1">
+          <w:hyperlink w:anchor="_Toc209796404" w:history="1">
             <w:r>
               <w:rPr>
                 <w:rStyle w:val="Hipervnculo"/>
@@ -854,7 +882,7 @@
                 <w:noProof/>
                 <w:webHidden/>
               </w:rPr>
-              <w:instrText xml:space="preserve"> PAGEREF _Toc209187649 \h </w:instrText>
+              <w:instrText xml:space="preserve"> PAGEREF _Toc209796404 \h </w:instrText>
             </w:r>
             <w:r>
               <w:rPr>
@@ -898,7 +926,7 @@
               <w:lang w:eastAsia="es-ES"/>
             </w:rPr>
           </w:pPr>
-          <w:hyperlink w:anchor="_Toc209187650" w:history="1">
+          <w:hyperlink w:anchor="_Toc209796405" w:history="1">
             <w:r>
               <w:rPr>
                 <w:rStyle w:val="Hipervnculo"/>
@@ -919,7 +947,7 @@
                 <w:rStyle w:val="Hipervnculo"/>
                 <w:noProof/>
               </w:rPr>
-              <w:t>Instalación Drupal</w:t>
+              <w:t>Instalación Joomla</w:t>
             </w:r>
             <w:r>
               <w:rPr>
@@ -940,7 +968,7 @@
                 <w:noProof/>
                 <w:webHidden/>
               </w:rPr>
-              <w:instrText xml:space="preserve"> PAGEREF _Toc209187650 \h </w:instrText>
+              <w:instrText xml:space="preserve"> PAGEREF _Toc209796405 \h </w:instrText>
             </w:r>
             <w:r>
               <w:rPr>
@@ -972,6 +1000,95 @@
           </w:hyperlink>
         </w:p>
         <w:p>
+          <w:pPr>
+            <w:pStyle w:val="TDC2"/>
+            <w:tabs>
+              <w:tab w:val="left" w:pos="660"/>
+              <w:tab w:val="right" w:leader="dot" w:pos="8494"/>
+            </w:tabs>
+            <w:ind w:left="0"/>
+            <w:rPr>
+              <w:noProof/>
+            </w:rPr>
+          </w:pPr>
+          <w:hyperlink w:anchor="_Toc209796406" w:history="1">
+            <w:r>
+              <w:rPr>
+                <w:rStyle w:val="Hipervnculo"/>
+                <w:noProof/>
+              </w:rPr>
+              <w:t>3.</w:t>
+            </w:r>
+            <w:r>
+              <w:rPr>
+                <w:noProof/>
+              </w:rPr>
+              <w:t xml:space="preserve"> </w:t>
+            </w:r>
+            <w:r>
+              <w:rPr>
+                <w:noProof/>
+              </w:rPr>
+              <w:tab/>
+            </w:r>
+            <w:r>
+              <w:rPr>
+                <w:rStyle w:val="Hipervnculo"/>
+                <w:noProof/>
+              </w:rPr>
+              <w:t>Investigación</w:t>
+            </w:r>
+            <w:r>
+              <w:rPr>
+                <w:noProof/>
+                <w:webHidden/>
+              </w:rPr>
+              <w:tab/>
+            </w:r>
+            <w:r>
+              <w:rPr>
+                <w:noProof/>
+                <w:webHidden/>
+              </w:rPr>
+              <w:fldChar w:fldCharType="begin"/>
+            </w:r>
+            <w:r>
+              <w:rPr>
+                <w:noProof/>
+                <w:webHidden/>
+              </w:rPr>
+              <w:instrText xml:space="preserve"> PAGEREF _Toc209796406 \h </w:instrText>
+            </w:r>
+            <w:r>
+              <w:rPr>
+                <w:noProof/>
+                <w:webHidden/>
+              </w:rPr>
+            </w:r>
+            <w:r>
+              <w:rPr>
+                <w:noProof/>
+                <w:webHidden/>
+              </w:rPr>
+              <w:fldChar w:fldCharType="separate"/>
+            </w:r>
+            <w:r>
+              <w:rPr>
+                <w:noProof/>
+                <w:webHidden/>
+              </w:rPr>
+              <w:t>6</w:t>
+            </w:r>
+            <w:r>
+              <w:rPr>
+                <w:noProof/>
+                <w:webHidden/>
+              </w:rPr>
+              <w:fldChar w:fldCharType="end"/>
+            </w:r>
+          </w:hyperlink>
+        </w:p>
+        <w:p>
           <w:r>
             <w:rPr>
               <w:b/>
@@ -1006,7 +1123,7 @@
           <w:numId w:val="4"/>
         </w:numPr>
       </w:pPr>
-      <w:bookmarkStart w:id="0" w:name="_Toc209187649"/>
+      <w:bookmarkStart w:id="1" w:name="_Toc209796404"/>
       <w:r>
         <w:lastRenderedPageBreak/>
         <w:t xml:space="preserve">Preparación para </w:t>
@@ -1019,7 +1136,7 @@
       <w:r>
         <w:t xml:space="preserve"> web</w:t>
       </w:r>
-      <w:bookmarkEnd w:id="0"/>
+      <w:bookmarkEnd w:id="1"/>
     </w:p>
     <w:p>
       <w:r>
@@ -1115,7 +1232,7 @@
         <mc:AlternateContent>
           <mc:Choice Requires="wps">
             <w:drawing>
-              <wp:anchor distT="0" distB="0" distL="114300" distR="114300" simplePos="0" relativeHeight="251665408" behindDoc="0" locked="0" layoutInCell="1" allowOverlap="1" wp14:anchorId="373F9428" wp14:editId="1D239C73">
+              <wp:anchor distT="0" distB="0" distL="114300" distR="114300" simplePos="0" relativeHeight="251665408" behindDoc="0" locked="0" layoutInCell="1" allowOverlap="1" wp14:anchorId="7EF04EA9" wp14:editId="6406A0C1">
                 <wp:simplePos x="0" y="0"/>
                 <wp:positionH relativeFrom="column">
                   <wp:posOffset>1077277</wp:posOffset>
@@ -1194,7 +1311,7 @@
           <w:lang w:eastAsia="es-ES"/>
         </w:rPr>
         <w:drawing>
-          <wp:inline distT="0" distB="0" distL="0" distR="0" wp14:anchorId="7A359A0D" wp14:editId="7563E05A">
+          <wp:inline distT="0" distB="0" distL="0" distR="0" wp14:anchorId="6D51F396" wp14:editId="7BFABBC6">
             <wp:extent cx="4828032" cy="3624677"/>
             <wp:effectExtent l="0" t="0" r="0" b="0"/>
             <wp:docPr id="1" name="Imagen 1" descr="C:\Users\daw2\Pictures\Screenshots\Captura de pantalla 2025-09-19 151540.png"/>
@@ -1253,7 +1370,7 @@
           <w:lang w:eastAsia="es-ES"/>
         </w:rPr>
         <w:drawing>
-          <wp:inline distT="0" distB="0" distL="0" distR="0" wp14:anchorId="13A2D1D0" wp14:editId="6857C871">
+          <wp:inline distT="0" distB="0" distL="0" distR="0" wp14:anchorId="5D02858D" wp14:editId="44CA5E58">
             <wp:extent cx="4886554" cy="3637329"/>
             <wp:effectExtent l="0" t="0" r="9525" b="1270"/>
             <wp:docPr id="3" name="Imagen 3" descr="C:\Users\daw2\Pictures\Screenshots\Captura de pantalla 2025-09-19 151733.png"/>
@@ -1313,16 +1430,16 @@
       <w:r>
         <w:br w:type="page"/>
       </w:r>
-      <w:bookmarkStart w:id="1" w:name="_Toc209187650"/>
+      <w:bookmarkStart w:id="2" w:name="_Toc209796405"/>
       <w:r>
         <w:lastRenderedPageBreak/>
         <w:t xml:space="preserve">Instalación </w:t>
       </w:r>
-      <w:bookmarkEnd w:id="1"/>
       <w:proofErr w:type="spellStart"/>
       <w:r>
         <w:t>Joomla</w:t>
       </w:r>
+      <w:bookmarkEnd w:id="2"/>
       <w:proofErr w:type="spellEnd"/>
     </w:p>
     <w:p>
@@ -1425,7 +1542,7 @@
         <mc:AlternateContent>
           <mc:Choice Requires="wps">
             <w:drawing>
-              <wp:anchor distT="0" distB="0" distL="114300" distR="114300" simplePos="0" relativeHeight="251667456" behindDoc="0" locked="0" layoutInCell="1" allowOverlap="1" wp14:anchorId="2AC68B7E" wp14:editId="1DE2178C">
+              <wp:anchor distT="0" distB="0" distL="114300" distR="114300" simplePos="0" relativeHeight="251667456" behindDoc="0" locked="0" layoutInCell="1" allowOverlap="1" wp14:anchorId="229233EE" wp14:editId="5DDF02C2">
                 <wp:simplePos x="0" y="0"/>
                 <wp:positionH relativeFrom="column">
                   <wp:posOffset>2933065</wp:posOffset>
@@ -1504,7 +1621,7 @@
           <w:lang w:eastAsia="es-ES"/>
         </w:rPr>
         <w:drawing>
-          <wp:inline distT="0" distB="0" distL="0" distR="0" wp14:anchorId="1CC082F7" wp14:editId="758DE1D1">
+          <wp:inline distT="0" distB="0" distL="0" distR="0" wp14:anchorId="4F79A963" wp14:editId="09641DCD">
             <wp:extent cx="4274147" cy="3194050"/>
             <wp:effectExtent l="0" t="0" r="0" b="6350"/>
             <wp:docPr id="10" name="Imagen 10"/>
@@ -1552,7 +1669,7 @@
         <mc:AlternateContent>
           <mc:Choice Requires="wps">
             <w:drawing>
-              <wp:anchor distT="0" distB="0" distL="114300" distR="114300" simplePos="0" relativeHeight="251671552" behindDoc="0" locked="0" layoutInCell="1" allowOverlap="1" wp14:anchorId="06E2ADA7" wp14:editId="412C8E20">
+              <wp:anchor distT="0" distB="0" distL="114300" distR="114300" simplePos="0" relativeHeight="251671552" behindDoc="0" locked="0" layoutInCell="1" allowOverlap="1" wp14:anchorId="60D7E4FD" wp14:editId="55789B7F">
                 <wp:simplePos x="0" y="0"/>
                 <wp:positionH relativeFrom="column">
                   <wp:posOffset>1719580</wp:posOffset>
@@ -1633,7 +1750,7 @@
         <mc:AlternateContent>
           <mc:Choice Requires="wps">
             <w:drawing>
-              <wp:anchor distT="0" distB="0" distL="114300" distR="114300" simplePos="0" relativeHeight="251669504" behindDoc="0" locked="0" layoutInCell="1" allowOverlap="1" wp14:anchorId="78261E5B" wp14:editId="696770D0">
+              <wp:anchor distT="0" distB="0" distL="114300" distR="114300" simplePos="0" relativeHeight="251669504" behindDoc="0" locked="0" layoutInCell="1" allowOverlap="1" wp14:anchorId="0EF22BF5" wp14:editId="7B8D2127">
                 <wp:simplePos x="0" y="0"/>
                 <wp:positionH relativeFrom="column">
                   <wp:posOffset>1521460</wp:posOffset>
@@ -1712,7 +1829,7 @@
           <w:lang w:eastAsia="es-ES"/>
         </w:rPr>
         <w:drawing>
-          <wp:inline distT="0" distB="0" distL="0" distR="0" wp14:anchorId="08E2346C" wp14:editId="775BD2D9">
+          <wp:inline distT="0" distB="0" distL="0" distR="0" wp14:anchorId="703DDC7C" wp14:editId="1040830D">
             <wp:extent cx="4349750" cy="3232134"/>
             <wp:effectExtent l="0" t="0" r="0" b="6985"/>
             <wp:docPr id="11" name="Imagen 11"/>
@@ -1790,7 +1907,7 @@
           <w:lang w:eastAsia="es-ES"/>
         </w:rPr>
         <w:drawing>
-          <wp:inline distT="0" distB="0" distL="0" distR="0" wp14:anchorId="72D3A637" wp14:editId="0963AF29">
+          <wp:inline distT="0" distB="0" distL="0" distR="0" wp14:anchorId="15F042E5" wp14:editId="3D43155F">
             <wp:extent cx="5400040" cy="4014470"/>
             <wp:effectExtent l="0" t="0" r="0" b="5080"/>
             <wp:docPr id="12" name="Imagen 12"/>
@@ -1852,8 +1969,12 @@
     </w:p>
     <w:p>
       <w:r>
+        <w:rPr>
+          <w:noProof/>
+          <w:lang w:eastAsia="es-ES"/>
+        </w:rPr>
         <w:drawing>
-          <wp:anchor distT="0" distB="0" distL="114300" distR="114300" simplePos="0" relativeHeight="251672576" behindDoc="0" locked="0" layoutInCell="1" allowOverlap="1">
+          <wp:anchor distT="0" distB="0" distL="114300" distR="114300" simplePos="0" relativeHeight="251672576" behindDoc="0" locked="0" layoutInCell="1" allowOverlap="1" wp14:anchorId="5197B09B" wp14:editId="435F1502">
             <wp:simplePos x="0" y="0"/>
             <wp:positionH relativeFrom="column">
               <wp:posOffset>-635</wp:posOffset>
@@ -1947,9 +2068,13 @@
     <w:p/>
     <w:p>
       <w:r>
+        <w:rPr>
+          <w:noProof/>
+          <w:lang w:eastAsia="es-ES"/>
+        </w:rPr>
         <w:lastRenderedPageBreak/>
         <w:drawing>
-          <wp:anchor distT="0" distB="0" distL="114300" distR="114300" simplePos="0" relativeHeight="251674624" behindDoc="0" locked="0" layoutInCell="1" allowOverlap="1" wp14:anchorId="23ACD690" wp14:editId="38B00EEE">
+          <wp:anchor distT="0" distB="0" distL="114300" distR="114300" simplePos="0" relativeHeight="251674624" behindDoc="0" locked="0" layoutInCell="1" allowOverlap="1" wp14:anchorId="31B5BA61" wp14:editId="23BBEE1C">
             <wp:simplePos x="0" y="0"/>
             <wp:positionH relativeFrom="column">
               <wp:posOffset>2872740</wp:posOffset>
@@ -2005,8 +2130,12 @@
         </w:drawing>
       </w:r>
       <w:r>
+        <w:rPr>
+          <w:noProof/>
+          <w:lang w:eastAsia="es-ES"/>
+        </w:rPr>
         <w:drawing>
-          <wp:anchor distT="0" distB="0" distL="114300" distR="114300" simplePos="0" relativeHeight="251673600" behindDoc="0" locked="0" layoutInCell="1" allowOverlap="1" wp14:anchorId="57FBB598" wp14:editId="6E727923">
+          <wp:anchor distT="0" distB="0" distL="114300" distR="114300" simplePos="0" relativeHeight="251673600" behindDoc="0" locked="0" layoutInCell="1" allowOverlap="1" wp14:anchorId="7BAA7DF6" wp14:editId="56AF45BF">
             <wp:simplePos x="0" y="0"/>
             <wp:positionH relativeFrom="column">
               <wp:posOffset>-280035</wp:posOffset>
@@ -2058,8 +2187,12 @@
     </w:p>
     <w:p>
       <w:r>
+        <w:rPr>
+          <w:noProof/>
+          <w:lang w:eastAsia="es-ES"/>
+        </w:rPr>
         <w:drawing>
-          <wp:anchor distT="0" distB="0" distL="114300" distR="114300" simplePos="0" relativeHeight="251675648" behindDoc="0" locked="0" layoutInCell="1" allowOverlap="1">
+          <wp:anchor distT="0" distB="0" distL="114300" distR="114300" simplePos="0" relativeHeight="251675648" behindDoc="0" locked="0" layoutInCell="1" allowOverlap="1" wp14:anchorId="1D138223" wp14:editId="107432B6">
             <wp:simplePos x="0" y="0"/>
             <wp:positionH relativeFrom="column">
               <wp:posOffset>-635</wp:posOffset>
@@ -2181,10 +2314,13 @@
       </w:r>
     </w:p>
     <w:p>
-      <w:bookmarkStart w:id="2" w:name="_GoBack"/>
-      <w:r>
+      <w:r>
+        <w:rPr>
+          <w:noProof/>
+          <w:lang w:eastAsia="es-ES"/>
+        </w:rPr>
         <w:drawing>
-          <wp:anchor distT="0" distB="0" distL="114300" distR="114300" simplePos="0" relativeHeight="251677696" behindDoc="0" locked="0" layoutInCell="1" allowOverlap="1" wp14:anchorId="1B3FBF7B" wp14:editId="77A1968A">
+          <wp:anchor distT="0" distB="0" distL="114300" distR="114300" simplePos="0" relativeHeight="251677696" behindDoc="0" locked="0" layoutInCell="1" allowOverlap="1" wp14:anchorId="54CA3A38" wp14:editId="6D2868D5">
             <wp:simplePos x="0" y="0"/>
             <wp:positionH relativeFrom="column">
               <wp:posOffset>2933065</wp:posOffset>
@@ -2233,10 +2369,13 @@
           </wp:anchor>
         </w:drawing>
       </w:r>
-      <w:bookmarkEnd w:id="2"/>
-      <w:r>
+      <w:r>
+        <w:rPr>
+          <w:noProof/>
+          <w:lang w:eastAsia="es-ES"/>
+        </w:rPr>
         <w:drawing>
-          <wp:anchor distT="0" distB="0" distL="114300" distR="114300" simplePos="0" relativeHeight="251676672" behindDoc="0" locked="0" layoutInCell="1" allowOverlap="1" wp14:anchorId="056A7B3F" wp14:editId="6106C95C">
+          <wp:anchor distT="0" distB="0" distL="114300" distR="114300" simplePos="0" relativeHeight="251676672" behindDoc="0" locked="0" layoutInCell="1" allowOverlap="1" wp14:anchorId="424AA233" wp14:editId="443D4AE1">
             <wp:simplePos x="0" y="0"/>
             <wp:positionH relativeFrom="margin">
               <wp:posOffset>-635</wp:posOffset>
@@ -2414,6 +2553,199 @@
       </w:r>
     </w:p>
     <w:p/>
+    <w:p>
+      <w:r>
+        <w:drawing>
+          <wp:anchor distT="0" distB="0" distL="114300" distR="114300" simplePos="0" relativeHeight="251678720" behindDoc="0" locked="0" layoutInCell="1" allowOverlap="1" wp14:anchorId="7E6E7718" wp14:editId="6EDBE05B">
+            <wp:simplePos x="0" y="0"/>
+            <wp:positionH relativeFrom="margin">
+              <wp:align>left</wp:align>
+            </wp:positionH>
+            <wp:positionV relativeFrom="paragraph">
+              <wp:posOffset>287020</wp:posOffset>
+            </wp:positionV>
+            <wp:extent cx="2576195" cy="1144905"/>
+            <wp:effectExtent l="0" t="0" r="0" b="0"/>
+            <wp:wrapSquare wrapText="bothSides"/>
+            <wp:docPr id="14" name="Imagen 14"/>
+            <wp:cNvGraphicFramePr>
+              <a:graphicFrameLocks xmlns:a="http://schemas.openxmlformats.org/drawingml/2006/main" noChangeAspect="1"/>
+            </wp:cNvGraphicFramePr>
+            <a:graphic xmlns:a="http://schemas.openxmlformats.org/drawingml/2006/main">
+              <a:graphicData uri="http://schemas.openxmlformats.org/drawingml/2006/picture">
+                <pic:pic xmlns:pic="http://schemas.openxmlformats.org/drawingml/2006/picture">
+                  <pic:nvPicPr>
+                    <pic:cNvPr id="1" name=""/>
+                    <pic:cNvPicPr/>
+                  </pic:nvPicPr>
+                  <pic:blipFill>
+                    <a:blip r:embed="rId18" cstate="print">
+                      <a:extLst>
+                        <a:ext uri="{28A0092B-C50C-407E-A947-70E740481C1C}">
+                          <a14:useLocalDpi xmlns:a14="http://schemas.microsoft.com/office/drawing/2010/main" val="0"/>
+                        </a:ext>
+                      </a:extLst>
+                    </a:blip>
+                    <a:stretch>
+                      <a:fillRect/>
+                    </a:stretch>
+                  </pic:blipFill>
+                  <pic:spPr>
+                    <a:xfrm>
+                      <a:off x="0" y="0"/>
+                      <a:ext cx="2576195" cy="1144905"/>
+                    </a:xfrm>
+                    <a:prstGeom prst="rect">
+                      <a:avLst/>
+                    </a:prstGeom>
+                  </pic:spPr>
+                </pic:pic>
+              </a:graphicData>
+            </a:graphic>
+            <wp14:sizeRelH relativeFrom="margin">
+              <wp14:pctWidth>0</wp14:pctWidth>
+            </wp14:sizeRelH>
+            <wp14:sizeRelV relativeFrom="margin">
+              <wp14:pctHeight>0</wp14:pctHeight>
+            </wp14:sizeRelV>
+          </wp:anchor>
+        </w:drawing>
+      </w:r>
+      <w:r>
+        <w:t xml:space="preserve">Ahora se puede hacer la </w:t>
+      </w:r>
+      <w:proofErr w:type="spellStart"/>
+      <w:r>
+        <w:t>pagina</w:t>
+      </w:r>
+      <w:proofErr w:type="spellEnd"/>
+      <w:r>
+        <w:t xml:space="preserve"> añadiendo contenido y estilo.</w:t>
+      </w:r>
+    </w:p>
+    <w:p>
+      <w:r>
+        <w:t xml:space="preserve"> </w:t>
+      </w:r>
+      <w:r>
+        <w:drawing>
+          <wp:inline distT="0" distB="0" distL="0" distR="0" wp14:anchorId="043B0104" wp14:editId="66A2B6F7">
+            <wp:extent cx="2661935" cy="1176337"/>
+            <wp:effectExtent l="0" t="0" r="5080" b="5080"/>
+            <wp:docPr id="17" name="Imagen 17"/>
+            <wp:cNvGraphicFramePr>
+              <a:graphicFrameLocks xmlns:a="http://schemas.openxmlformats.org/drawingml/2006/main" noChangeAspect="1"/>
+            </wp:cNvGraphicFramePr>
+            <a:graphic xmlns:a="http://schemas.openxmlformats.org/drawingml/2006/main">
+              <a:graphicData uri="http://schemas.openxmlformats.org/drawingml/2006/picture">
+                <pic:pic xmlns:pic="http://schemas.openxmlformats.org/drawingml/2006/picture">
+                  <pic:nvPicPr>
+                    <pic:cNvPr id="1" name=""/>
+                    <pic:cNvPicPr/>
+                  </pic:nvPicPr>
+                  <pic:blipFill>
+                    <a:blip r:embed="rId19"/>
+                    <a:stretch>
+                      <a:fillRect/>
+                    </a:stretch>
+                  </pic:blipFill>
+                  <pic:spPr>
+                    <a:xfrm>
+                      <a:off x="0" y="0"/>
+                      <a:ext cx="2727620" cy="1205364"/>
+                    </a:xfrm>
+                    <a:prstGeom prst="rect">
+                      <a:avLst/>
+                    </a:prstGeom>
+                  </pic:spPr>
+                </pic:pic>
+              </a:graphicData>
+            </a:graphic>
+          </wp:inline>
+        </w:drawing>
+      </w:r>
+    </w:p>
+    <w:p>
+      <w:r>
+        <w:t xml:space="preserve">   </w:t>
+      </w:r>
+    </w:p>
+    <w:p>
+      <w:r>
+        <w:br w:type="page"/>
+      </w:r>
+    </w:p>
+    <w:p>
+      <w:pPr>
+        <w:pStyle w:val="Ttulo2"/>
+        <w:numPr>
+          <w:ilvl w:val="0"/>
+          <w:numId w:val="4"/>
+        </w:numPr>
+      </w:pPr>
+      <w:bookmarkStart w:id="3" w:name="_Toc209796406"/>
+      <w:r>
+        <w:lastRenderedPageBreak/>
+        <w:t>Investigación</w:t>
+      </w:r>
+      <w:bookmarkEnd w:id="3"/>
+      <w:r>
+        <w:t xml:space="preserve"> </w:t>
+      </w:r>
+    </w:p>
+    <w:p/>
+    <w:p>
+      <w:r>
+        <w:t>a. Un gestor de contenido necesita una base de datos porque ahí se guarda todo: textos, usuarios, imágenes y configuraciones. Sin base de datos, no podría organizar ni mostrar la información.</w:t>
+      </w:r>
+    </w:p>
+    <w:p>
+      <w:r>
+        <w:t xml:space="preserve">b. Con XAMPP también puedo crear y probar aplicaciones web en mi computadora. Por ejemplo, puedo montar una tienda en línea con </w:t>
+      </w:r>
+      <w:proofErr w:type="spellStart"/>
+      <w:r>
+        <w:t>WooCommerce</w:t>
+      </w:r>
+      <w:proofErr w:type="spellEnd"/>
+      <w:r>
+        <w:t xml:space="preserve"> sin pagar hosting antes de publicarla.</w:t>
+      </w:r>
+    </w:p>
+    <w:p>
+      <w:r>
+        <w:t xml:space="preserve">c. </w:t>
+      </w:r>
+      <w:proofErr w:type="spellStart"/>
+      <w:r>
+        <w:t>Joomla</w:t>
+      </w:r>
+      <w:proofErr w:type="spellEnd"/>
+      <w:r>
+        <w:t xml:space="preserve">, que funciona con </w:t>
+      </w:r>
+      <w:r>
+        <w:rPr>
+          <w:rStyle w:val="Textoennegrita"/>
+        </w:rPr>
+        <w:t>PHP</w:t>
+      </w:r>
+      <w:r>
+        <w:t xml:space="preserve"> y una base de datos </w:t>
+      </w:r>
+      <w:proofErr w:type="spellStart"/>
+      <w:r>
+        <w:rPr>
+          <w:rStyle w:val="Textoennegrita"/>
+        </w:rPr>
+        <w:t>MySQL</w:t>
+      </w:r>
+      <w:proofErr w:type="spellEnd"/>
+      <w:r>
+        <w:t>. El PHP procesa el contenido y se conecta con la base de datos para mostrar mis artículos, menús y configuraciones en la web.</w:t>
+      </w:r>
+    </w:p>
+    <w:p/>
     <w:p/>
     <w:sectPr>
       <w:pgSz w:w="11906" w:h="16838"/>
@@ -2884,7 +3216,7 @@
   <w:abstractNum w:abstractNumId="4" w15:restartNumberingAfterBreak="0">
     <w:nsid w:val="393F77E1"/>
     <w:multiLevelType w:val="hybridMultilevel"/>
-    <w:tmpl w:val="A57E7C2A"/>
+    <w:tmpl w:val="C87E2F30"/>
     <w:lvl w:ilvl="0" w:tplc="0C0A000F">
       <w:start w:val="1"/>
       <w:numFmt w:val="decimal"/>
@@ -3516,6 +3848,28 @@
       <w:szCs w:val="32"/>
     </w:rPr>
   </w:style>
+  <w:style w:type="paragraph" w:styleId="Ttulo2">
+    <w:name w:val="heading 2"/>
+    <w:basedOn w:val="Normal"/>
+    <w:next w:val="Normal"/>
+    <w:link w:val="Ttulo2Car"/>
+    <w:uiPriority w:val="9"/>
+    <w:unhideWhenUsed/>
+    <w:qFormat/>
+    <w:rsid w:val="00DB5E54"/>
+    <w:pPr>
+      <w:keepNext/>
+      <w:keepLines/>
+      <w:spacing w:before="40" w:after="0"/>
+      <w:outlineLvl w:val="1"/>
+    </w:pPr>
+    <w:rPr>
+      <w:rFonts w:asciiTheme="majorHAnsi" w:eastAsiaTheme="majorEastAsia" w:hAnsiTheme="majorHAnsi" w:cstheme="majorBidi"/>
+      <w:color w:val="2E74B5" w:themeColor="accent1" w:themeShade="BF"/>
+      <w:sz w:val="26"/>
+      <w:szCs w:val="26"/>
+    </w:rPr>
+  </w:style>
   <w:style w:type="character" w:default="1" w:styleId="Fuentedeprrafopredeter">
     <w:name w:val="Default Paragraph Font"/>
     <w:uiPriority w:val="1"/>
@@ -3629,6 +3983,60 @@
       <w:color w:val="0563C1" w:themeColor="hyperlink"/>
       <w:u w:val="single"/>
     </w:rPr>
+  </w:style>
+  <w:style w:type="character" w:customStyle="1" w:styleId="Ttulo2Car">
+    <w:name w:val="Título 2 Car"/>
+    <w:basedOn w:val="Fuentedeprrafopredeter"/>
+    <w:link w:val="Ttulo2"/>
+    <w:uiPriority w:val="9"/>
+    <w:rsid w:val="00DB5E54"/>
+    <w:rPr>
+      <w:rFonts w:asciiTheme="majorHAnsi" w:eastAsiaTheme="majorEastAsia" w:hAnsiTheme="majorHAnsi" w:cstheme="majorBidi"/>
+      <w:color w:val="2E74B5" w:themeColor="accent1" w:themeShade="BF"/>
+      <w:sz w:val="26"/>
+      <w:szCs w:val="26"/>
+    </w:rPr>
+  </w:style>
+  <w:style w:type="paragraph" w:styleId="NormalWeb">
+    <w:name w:val="Normal (Web)"/>
+    <w:basedOn w:val="Normal"/>
+    <w:uiPriority w:val="99"/>
+    <w:semiHidden/>
+    <w:unhideWhenUsed/>
+    <w:rsid w:val="00DB5E54"/>
+    <w:pPr>
+      <w:spacing w:before="100" w:beforeAutospacing="1" w:after="100" w:afterAutospacing="1" w:line="240" w:lineRule="auto"/>
+    </w:pPr>
+    <w:rPr>
+      <w:rFonts w:ascii="Times New Roman" w:eastAsia="Times New Roman" w:hAnsi="Times New Roman" w:cs="Times New Roman"/>
+      <w:sz w:val="24"/>
+      <w:szCs w:val="24"/>
+      <w:lang w:eastAsia="es-ES"/>
+    </w:rPr>
+  </w:style>
+  <w:style w:type="character" w:styleId="Textoennegrita">
+    <w:name w:val="Strong"/>
+    <w:basedOn w:val="Fuentedeprrafopredeter"/>
+    <w:uiPriority w:val="22"/>
+    <w:qFormat/>
+    <w:rsid w:val="00DB5E54"/>
+    <w:rPr>
+      <w:b/>
+      <w:bCs/>
+    </w:rPr>
+  </w:style>
+  <w:style w:type="paragraph" w:styleId="TDC2">
+    <w:name w:val="toc 2"/>
+    <w:basedOn w:val="Normal"/>
+    <w:next w:val="Normal"/>
+    <w:autoRedefine/>
+    <w:uiPriority w:val="39"/>
+    <w:unhideWhenUsed/>
+    <w:rsid w:val="008B4F0C"/>
+    <w:pPr>
+      <w:spacing w:after="100"/>
+      <w:ind w:left="220"/>
+    </w:pPr>
   </w:style>
 </w:styles>
 </file>
@@ -3899,7 +4307,7 @@
 </file>
 
 <file path=customXml/itemProps1.xml><?xml version="1.0" encoding="utf-8"?>
-<ds:datastoreItem xmlns:ds="http://schemas.openxmlformats.org/officeDocument/2006/customXml" ds:itemID="{12CB5A0C-0BF5-4A16-9388-68E035D55449}">
+<ds:datastoreItem xmlns:ds="http://schemas.openxmlformats.org/officeDocument/2006/customXml" ds:itemID="{A7E6E859-5E3E-42F0-8133-A38900AB4101}">
   <ds:schemaRefs>
     <ds:schemaRef ds:uri="http://schemas.openxmlformats.org/officeDocument/2006/bibliography"/>
   </ds:schemaRefs>
